--- a/Content/Arrangement/3. 5 - DrualisssaTormentsWess_BufordTurnsToHisSiblings.docx
+++ b/Content/Arrangement/3. 5 - DrualisssaTormentsWess_BufordTurnsToHisSiblings.docx
@@ -299,124 +299,109 @@
     </w:p>
     <w:p>
       <w:r>
-        <w:t>“Just go in there and show him there’s no giant snake.”</w:t>
-      </w:r>
-    </w:p>
-    <w:p>
-      <w:r>
-        <w:t>“Wes won’t let me go in there. Not without armed backup.”</w:t>
-      </w:r>
-    </w:p>
-    <w:p>
-      <w:r>
-        <w:t xml:space="preserve">“Won’t let you? You two </w:t>
+        <w:t>“I’ve done that already. He still says there’s a snake.”</w:t>
+      </w:r>
+    </w:p>
+    <w:p>
+      <w:r>
+        <w:t>Door shut</w:t>
+      </w:r>
+      <w:r>
+        <w:t>. L</w:t>
+      </w:r>
+      <w:r>
+        <w:t>atched.</w:t>
+      </w:r>
+    </w:p>
+    <w:p>
+      <w:r>
+        <w:t>They drove on the road to Cletus’s trailer. Taking the track across the farm in the Willis seemed too exposed on this night. The headlights woke Cletus and they didn’t have to knock.</w:t>
+      </w:r>
+    </w:p>
+    <w:p>
+      <w:r>
+        <w:t>“I know dad’s shotgun is locked up over here with you. Just bring it and we’ll look through Wes’s room for giant snakes.”</w:t>
+      </w:r>
+    </w:p>
+    <w:p>
+      <w:r>
+        <w:t xml:space="preserve">“There’s not </w:t>
+      </w:r>
+      <w:proofErr w:type="spellStart"/>
+      <w:r>
+        <w:t>gonna</w:t>
+      </w:r>
+      <w:proofErr w:type="spellEnd"/>
+      <w:r>
+        <w:t xml:space="preserve"> be </w:t>
       </w:r>
       <w:proofErr w:type="gramStart"/>
       <w:r>
-        <w:t>have to</w:t>
+        <w:t>a  giant</w:t>
       </w:r>
       <w:proofErr w:type="gramEnd"/>
       <w:r>
-        <w:t xml:space="preserve"> work out which one of you is the parent.”</w:t>
-      </w:r>
-    </w:p>
-    <w:p>
-      <w:r>
-        <w:t>Door shut and latched.</w:t>
-      </w:r>
-    </w:p>
-    <w:p>
-      <w:r>
-        <w:t xml:space="preserve">They drove on the road to Cletus’s trailer. Taking the track across the farm in the Willis seemed too exposed on this night. The headlights woke </w:t>
+        <w:t xml:space="preserve"> …”</w:t>
+      </w:r>
+    </w:p>
+    <w:p>
+      <w:r>
+        <w:t xml:space="preserve">“I know there’s not </w:t>
+      </w:r>
+      <w:proofErr w:type="spellStart"/>
+      <w:r>
+        <w:t>gonna</w:t>
+      </w:r>
+      <w:proofErr w:type="spellEnd"/>
+      <w:r>
+        <w:t xml:space="preserve"> be a giant snake. But Wes needs us to take it seriously that there might be a giant snake. So just ride with me over to the farmhouse and let’s show him that we’ve got his back</w:t>
+      </w:r>
+      <w:r>
+        <w:t xml:space="preserve"> whether there’s a snake or not</w:t>
+      </w:r>
+      <w:r>
+        <w:t>.”</w:t>
+      </w:r>
+    </w:p>
+    <w:p>
+      <w:r>
+        <w:t xml:space="preserve">“Well, I would have his back if there was. But there </w:t>
+      </w:r>
+      <w:proofErr w:type="spellStart"/>
+      <w:r>
+        <w:t>ain’t</w:t>
+      </w:r>
+      <w:proofErr w:type="spellEnd"/>
+      <w:r>
+        <w:t>. You can sleep on the couch if your too drunk to drive.”</w:t>
+      </w:r>
+    </w:p>
+    <w:p>
+      <w:r>
+        <w:t>Cletus shut the door but didn’t latch it.</w:t>
+      </w:r>
+    </w:p>
+    <w:p/>
+    <w:p>
+      <w:r>
+        <w:t>Mosey insisted that Cletus help Buford with his machine, so he did, provided he would not be required to kick or stomp anything and there would be no heavy lifting. He devised the innards of the shelling engine and set about work with blades and soldering iron.</w:t>
+      </w:r>
+    </w:p>
+    <w:p>
+      <w:r>
+        <w:t xml:space="preserve">While Cletus worked on the machine, Buford, a big-picture man anyway, began laying the groundwork for production. Afterall, it wasn’t a single device that was going </w:t>
       </w:r>
       <w:proofErr w:type="gramStart"/>
       <w:r>
-        <w:t>Cletus</w:t>
+        <w:t>to .</w:t>
       </w:r>
       <w:proofErr w:type="gramEnd"/>
       <w:r>
-        <w:t xml:space="preserve"> and they didn’t have to knock.</w:t>
-      </w:r>
-    </w:p>
-    <w:p>
-      <w:r>
-        <w:t>“I know dad’s shotgun is locked up over here with you. Just bring it and we’ll look through Wes’s room for giant snakes.”</w:t>
-      </w:r>
-    </w:p>
-    <w:p>
-      <w:r>
-        <w:t xml:space="preserve">“There’s not </w:t>
-      </w:r>
-      <w:proofErr w:type="spellStart"/>
-      <w:r>
-        <w:t>gonna</w:t>
-      </w:r>
-      <w:proofErr w:type="spellEnd"/>
-      <w:r>
-        <w:t xml:space="preserve"> be </w:t>
-      </w:r>
-      <w:proofErr w:type="gramStart"/>
-      <w:r>
-        <w:t>a  giant</w:t>
-      </w:r>
-      <w:proofErr w:type="gramEnd"/>
-      <w:r>
-        <w:t xml:space="preserve"> …”</w:t>
-      </w:r>
-    </w:p>
-    <w:p>
-      <w:r>
-        <w:t xml:space="preserve">“I know there’s not </w:t>
-      </w:r>
-      <w:proofErr w:type="spellStart"/>
-      <w:r>
-        <w:t>gonna</w:t>
-      </w:r>
-      <w:proofErr w:type="spellEnd"/>
-      <w:r>
-        <w:t xml:space="preserve"> be a giant snake. But Wes needs us to take it seriously that there might be a giant snake. So just ride with me over to the farmhouse and let’s show him that we’ve got his back if there </w:t>
-      </w:r>
-      <w:proofErr w:type="gramStart"/>
-      <w:r>
-        <w:t>is.”</w:t>
-      </w:r>
-      <w:proofErr w:type="gramEnd"/>
-    </w:p>
-    <w:p>
-      <w:r>
-        <w:t xml:space="preserve">“Well, I would have his back if there was. But there </w:t>
-      </w:r>
-      <w:proofErr w:type="spellStart"/>
-      <w:r>
-        <w:t>ain’t</w:t>
-      </w:r>
-      <w:proofErr w:type="spellEnd"/>
-      <w:r>
-        <w:t>. You can sleep on the couch if your too drunk to drive.”</w:t>
-      </w:r>
-    </w:p>
-    <w:p>
-      <w:r>
-        <w:t>Cletus shut the door but didn’t latch it.</w:t>
-      </w:r>
-    </w:p>
-    <w:p>
-      <w:r>
-        <w:t>Mosey insisted that Cletus help Buford with his machine, so he did, provided he would not be required to kick or stomp anything and there would be no heavy lifting. He devised the innards of the shelling engine and set about work with blades and soldering iron.</w:t>
-      </w:r>
-    </w:p>
-    <w:p>
+        <w:t xml:space="preserve"> Clearly Horace P. Hooper had something bigger in mind than a single orchard and a single machine. No. Franchising. </w:t>
+      </w:r>
       <w:r>
         <w:lastRenderedPageBreak/>
-        <w:t xml:space="preserve">While Cletus worked on the machine, Buford, a big-picture man anyway, began laying the groundwork for production. Afterall, it wasn’t a single device that was going </w:t>
-      </w:r>
-      <w:proofErr w:type="gramStart"/>
-      <w:r>
-        <w:t>to .</w:t>
-      </w:r>
-      <w:proofErr w:type="gramEnd"/>
-      <w:r>
-        <w:t xml:space="preserve"> Clearly Horace P. Hooper had something bigger in mind than a single orchard and a single machine. No. Franchising. That was what Horace P. Hooper had in mind. Small farms, small orchards. Hooper’s machine. Many of them.</w:t>
+        <w:t>That was what Horace P. Hooper had in mind. Small farms, small orchards. Hooper’s machine. Many of them.</w:t>
       </w:r>
     </w:p>
     <w:p/>
